--- a/src/OpenXmlHtml.Tests/WordBorderTests.BorderWithBackground.DotNet.verified.docx
+++ b/src/OpenXmlHtml.Tests/WordBorderTests.BorderWithBackground.DotNet.verified.docx
@@ -3,17 +3,25 @@
 <w:document xmlns:w="http://schemas.openxmlformats.org/wordprocessingml/2006/main">
   <w:body>
     <w:p>
+      <w:pPr>
+        <w:pBdr>
+          <w:top w:val="single" w:color="CCCCCC" w:sz="6" w:space="1"/>
+          <w:left w:val="single" w:color="CCCCCC" w:sz="6" w:space="1"/>
+          <w:bottom w:val="single" w:color="CCCCCC" w:sz="6" w:space="1"/>
+          <w:right w:val="single" w:color="CCCCCC" w:sz="6" w:space="1"/>
+        </w:pBdr>
+        <w:shd w:val="clear" w:fill="FFFDE7"/>
+        <w:ind w:left="120" w:right="120"/>
+      </w:pPr>
       <w:r>
         <w:rPr>
           <w:b/>
-          <w:bdr w:val="single" w:color="CCCCCC" w:sz="6" w:space="1"/>
           <w:shd w:val="clear" w:fill="FFFDE7"/>
         </w:rPr>
         <w:t xml:space="preserve">Note:</w:t>
       </w:r>
       <w:r>
         <w:rPr>
-          <w:bdr w:val="single" w:color="CCCCCC" w:sz="6" w:space="1"/>
           <w:shd w:val="clear" w:fill="FFFDE7"/>
         </w:rPr>
         <w:t xml:space="preserve"> This is a callout box with border and background.</w:t>
